--- a/parity/fixtures/rw-pagenum.docx
+++ b/parity/fixtures/rw-pagenum.docx
@@ -2,11 +2,7 @@
 <file path=word/document.xml><?xml version="1.0" encoding="utf-8"?>
 <w:document xmlns:wpc="http://schemas.microsoft.com/office/word/2010/wordprocessingCanvas" xmlns:cx="http://schemas.microsoft.com/office/drawing/2014/chartex" xmlns:cx1="http://schemas.microsoft.com/office/drawing/2015/9/8/chartex" xmlns:cx2="http://schemas.microsoft.com/office/drawing/2015/10/21/chartex" xmlns:cx3="http://schemas.microsoft.com/office/drawing/2016/5/9/chartex" xmlns:cx4="http://schemas.microsoft.com/office/drawing/2016/5/10/chartex" xmlns:cx5="http://schemas.microsoft.com/office/drawing/2016/5/11/chartex" xmlns:cx6="http://schemas.microsoft.com/office/drawing/2016/5/12/chartex" xmlns:cx7="http://schemas.microsoft.com/office/drawing/2016/5/13/chartex" xmlns:cx8="http://schemas.microsoft.com/office/drawing/2016/5/14/chartex" xmlns:mc="http://schemas.openxmlformats.org/markup-compatibility/2006" xmlns:aink="http://schemas.microsoft.com/office/drawing/2016/ink" xmlns:am3d="http://schemas.microsoft.com/office/drawing/2017/model3d" xmlns:o="urn:schemas-microsoft-com:office:office" xmlns:oel="http://schemas.microsoft.com/office/2019/extlst" xmlns:r="http://schemas.openxmlformats.org/officeDocument/2006/relationships" xmlns:m="http://schemas.openxmlformats.org/officeDocument/2006/math" xmlns:v="urn:schemas-microsoft-com:vml" xmlns:wp14="http://schemas.microsoft.com/office/word/2010/wordprocessingDrawing" xmlns:wp="http://schemas.openxmlformats.org/drawingml/2006/wordprocessingDrawing" xmlns:w10="urn:schemas-microsoft-com:office:word" xmlns:w="http://schemas.openxmlformats.org/wordprocessingml/2006/main" xmlns:w14="http://schemas.microsoft.com/office/word/2010/wordml" xmlns:w15="http://schemas.microsoft.com/office/word/2012/wordml" xmlns:w16cex="http://schemas.microsoft.com/office/word/2018/wordml/cex" xmlns:w16cid="http://schemas.microsoft.com/office/word/2016/wordml/cid" xmlns:w16="http://schemas.microsoft.com/office/word/2018/wordml" xmlns:w16du="http://schemas.microsoft.com/office/word/2023/wordml/word16du" xmlns:w16sdtdh="http://schemas.microsoft.com/office/word/2020/wordml/sdtdatahash" xmlns:w16sdtfl="http://schemas.microsoft.com/office/word/2024/wordml/sdtformatlock" xmlns:w16se="http://schemas.microsoft.com/office/word/2015/wordml/symex" xmlns:wpg="http://schemas.microsoft.com/office/word/2010/wordprocessingGroup" xmlns:wpi="http://schemas.microsoft.com/office/word/2010/wordprocessingInk" xmlns:wne="http://schemas.microsoft.com/office/word/2006/wordml" xmlns:wps="http://schemas.microsoft.com/office/word/2010/wordprocessingShape" mc:Ignorable="w14 w15 w16se w16cid w16 w16cex w16sdtdh w16sdtfl w16du wp14">
   <w:body>
-    <w:p>
-      <w:r>
-        <w:t>Hello world</w:t>
-      </w:r>
-    </w:p>
+    <w:p/>
     <w:sectPr>
       <w:headerReference w:type="even" r:id="rId6"/>
       <w:headerReference w:type="default" r:id="rId7"/>
@@ -559,7 +555,7 @@
     <w:link w:val="Heading1Char"/>
     <w:uiPriority w:val="9"/>
     <w:qFormat/>
-    <w:rsid w:val="00D123B9"/>
+    <w:rsid w:val="005A1E39"/>
     <w:pPr>
       <w:keepNext/>
       <w:keepLines/>
@@ -582,7 +578,7 @@
     <w:semiHidden/>
     <w:unhideWhenUsed/>
     <w:qFormat/>
-    <w:rsid w:val="00D123B9"/>
+    <w:rsid w:val="005A1E39"/>
     <w:pPr>
       <w:keepNext/>
       <w:keepLines/>
@@ -605,7 +601,7 @@
     <w:semiHidden/>
     <w:unhideWhenUsed/>
     <w:qFormat/>
-    <w:rsid w:val="00D123B9"/>
+    <w:rsid w:val="005A1E39"/>
     <w:pPr>
       <w:keepNext/>
       <w:keepLines/>
@@ -628,7 +624,7 @@
     <w:semiHidden/>
     <w:unhideWhenUsed/>
     <w:qFormat/>
-    <w:rsid w:val="00D123B9"/>
+    <w:rsid w:val="005A1E39"/>
     <w:pPr>
       <w:keepNext/>
       <w:keepLines/>
@@ -651,7 +647,7 @@
     <w:semiHidden/>
     <w:unhideWhenUsed/>
     <w:qFormat/>
-    <w:rsid w:val="00D123B9"/>
+    <w:rsid w:val="005A1E39"/>
     <w:pPr>
       <w:keepNext/>
       <w:keepLines/>
@@ -672,7 +668,7 @@
     <w:semiHidden/>
     <w:unhideWhenUsed/>
     <w:qFormat/>
-    <w:rsid w:val="00D123B9"/>
+    <w:rsid w:val="005A1E39"/>
     <w:pPr>
       <w:keepNext/>
       <w:keepLines/>
@@ -695,7 +691,7 @@
     <w:semiHidden/>
     <w:unhideWhenUsed/>
     <w:qFormat/>
-    <w:rsid w:val="00D123B9"/>
+    <w:rsid w:val="005A1E39"/>
     <w:pPr>
       <w:keepNext/>
       <w:keepLines/>
@@ -716,7 +712,7 @@
     <w:semiHidden/>
     <w:unhideWhenUsed/>
     <w:qFormat/>
-    <w:rsid w:val="00D123B9"/>
+    <w:rsid w:val="005A1E39"/>
     <w:pPr>
       <w:keepNext/>
       <w:keepLines/>
@@ -739,7 +735,7 @@
     <w:semiHidden/>
     <w:unhideWhenUsed/>
     <w:qFormat/>
-    <w:rsid w:val="00D123B9"/>
+    <w:rsid w:val="005A1E39"/>
     <w:pPr>
       <w:keepNext/>
       <w:keepLines/>
@@ -783,7 +779,7 @@
     <w:basedOn w:val="DefaultParagraphFont"/>
     <w:link w:val="Heading1"/>
     <w:uiPriority w:val="9"/>
-    <w:rsid w:val="00D123B9"/>
+    <w:rsid w:val="005A1E39"/>
     <w:rPr>
       <w:rFonts w:asciiTheme="majorHAnsi" w:eastAsiaTheme="majorEastAsia" w:hAnsiTheme="majorHAnsi" w:cstheme="majorBidi"/>
       <w:color w:val="0F4761" w:themeColor="accent1" w:themeShade="BF"/>
@@ -797,7 +793,7 @@
     <w:link w:val="Heading2"/>
     <w:uiPriority w:val="9"/>
     <w:semiHidden/>
-    <w:rsid w:val="00D123B9"/>
+    <w:rsid w:val="005A1E39"/>
     <w:rPr>
       <w:rFonts w:asciiTheme="majorHAnsi" w:eastAsiaTheme="majorEastAsia" w:hAnsiTheme="majorHAnsi" w:cstheme="majorBidi"/>
       <w:color w:val="0F4761" w:themeColor="accent1" w:themeShade="BF"/>
@@ -811,7 +807,7 @@
     <w:link w:val="Heading3"/>
     <w:uiPriority w:val="9"/>
     <w:semiHidden/>
-    <w:rsid w:val="00D123B9"/>
+    <w:rsid w:val="005A1E39"/>
     <w:rPr>
       <w:rFonts w:eastAsiaTheme="majorEastAsia" w:cstheme="majorBidi"/>
       <w:color w:val="0F4761" w:themeColor="accent1" w:themeShade="BF"/>
@@ -825,7 +821,7 @@
     <w:link w:val="Heading4"/>
     <w:uiPriority w:val="9"/>
     <w:semiHidden/>
-    <w:rsid w:val="00D123B9"/>
+    <w:rsid w:val="005A1E39"/>
     <w:rPr>
       <w:rFonts w:eastAsiaTheme="majorEastAsia" w:cstheme="majorBidi"/>
       <w:i/>
@@ -839,7 +835,7 @@
     <w:link w:val="Heading5"/>
     <w:uiPriority w:val="9"/>
     <w:semiHidden/>
-    <w:rsid w:val="00D123B9"/>
+    <w:rsid w:val="005A1E39"/>
     <w:rPr>
       <w:rFonts w:eastAsiaTheme="majorEastAsia" w:cstheme="majorBidi"/>
       <w:color w:val="0F4761" w:themeColor="accent1" w:themeShade="BF"/>
@@ -851,7 +847,7 @@
     <w:link w:val="Heading6"/>
     <w:uiPriority w:val="9"/>
     <w:semiHidden/>
-    <w:rsid w:val="00D123B9"/>
+    <w:rsid w:val="005A1E39"/>
     <w:rPr>
       <w:rFonts w:eastAsiaTheme="majorEastAsia" w:cstheme="majorBidi"/>
       <w:i/>
@@ -865,7 +861,7 @@
     <w:link w:val="Heading7"/>
     <w:uiPriority w:val="9"/>
     <w:semiHidden/>
-    <w:rsid w:val="00D123B9"/>
+    <w:rsid w:val="005A1E39"/>
     <w:rPr>
       <w:rFonts w:eastAsiaTheme="majorEastAsia" w:cstheme="majorBidi"/>
       <w:color w:val="595959" w:themeColor="text1" w:themeTint="A6"/>
@@ -877,7 +873,7 @@
     <w:link w:val="Heading8"/>
     <w:uiPriority w:val="9"/>
     <w:semiHidden/>
-    <w:rsid w:val="00D123B9"/>
+    <w:rsid w:val="005A1E39"/>
     <w:rPr>
       <w:rFonts w:eastAsiaTheme="majorEastAsia" w:cstheme="majorBidi"/>
       <w:i/>
@@ -891,7 +887,7 @@
     <w:link w:val="Heading9"/>
     <w:uiPriority w:val="9"/>
     <w:semiHidden/>
-    <w:rsid w:val="00D123B9"/>
+    <w:rsid w:val="005A1E39"/>
     <w:rPr>
       <w:rFonts w:eastAsiaTheme="majorEastAsia" w:cstheme="majorBidi"/>
       <w:color w:val="272727" w:themeColor="text1" w:themeTint="D8"/>
@@ -904,7 +900,7 @@
     <w:link w:val="TitleChar"/>
     <w:uiPriority w:val="10"/>
     <w:qFormat/>
-    <w:rsid w:val="00D123B9"/>
+    <w:rsid w:val="005A1E39"/>
     <w:pPr>
       <w:spacing w:after="80" w:line="240" w:lineRule="auto"/>
       <w:contextualSpacing/>
@@ -922,7 +918,7 @@
     <w:basedOn w:val="DefaultParagraphFont"/>
     <w:link w:val="Title"/>
     <w:uiPriority w:val="10"/>
-    <w:rsid w:val="00D123B9"/>
+    <w:rsid w:val="005A1E39"/>
     <w:rPr>
       <w:rFonts w:asciiTheme="majorHAnsi" w:eastAsiaTheme="majorEastAsia" w:hAnsiTheme="majorHAnsi" w:cstheme="majorBidi"/>
       <w:spacing w:val="-10"/>
@@ -938,7 +934,7 @@
     <w:link w:val="SubtitleChar"/>
     <w:uiPriority w:val="11"/>
     <w:qFormat/>
-    <w:rsid w:val="00D123B9"/>
+    <w:rsid w:val="005A1E39"/>
     <w:pPr>
       <w:numPr>
         <w:ilvl w:val="1"/>
@@ -957,7 +953,7 @@
     <w:basedOn w:val="DefaultParagraphFont"/>
     <w:link w:val="Subtitle"/>
     <w:uiPriority w:val="11"/>
-    <w:rsid w:val="00D123B9"/>
+    <w:rsid w:val="005A1E39"/>
     <w:rPr>
       <w:rFonts w:eastAsiaTheme="majorEastAsia" w:cstheme="majorBidi"/>
       <w:color w:val="595959" w:themeColor="text1" w:themeTint="A6"/>
@@ -973,7 +969,7 @@
     <w:link w:val="QuoteChar"/>
     <w:uiPriority w:val="29"/>
     <w:qFormat/>
-    <w:rsid w:val="00D123B9"/>
+    <w:rsid w:val="005A1E39"/>
     <w:pPr>
       <w:spacing w:before="160"/>
       <w:jc w:val="center"/>
@@ -989,7 +985,7 @@
     <w:basedOn w:val="DefaultParagraphFont"/>
     <w:link w:val="Quote"/>
     <w:uiPriority w:val="29"/>
-    <w:rsid w:val="00D123B9"/>
+    <w:rsid w:val="005A1E39"/>
     <w:rPr>
       <w:i/>
       <w:iCs/>
@@ -1001,7 +997,7 @@
     <w:basedOn w:val="Normal"/>
     <w:uiPriority w:val="34"/>
     <w:qFormat/>
-    <w:rsid w:val="00D123B9"/>
+    <w:rsid w:val="005A1E39"/>
     <w:pPr>
       <w:ind w:left="720"/>
       <w:contextualSpacing/>
@@ -1012,7 +1008,7 @@
     <w:basedOn w:val="DefaultParagraphFont"/>
     <w:uiPriority w:val="21"/>
     <w:qFormat/>
-    <w:rsid w:val="00D123B9"/>
+    <w:rsid w:val="005A1E39"/>
     <w:rPr>
       <w:i/>
       <w:iCs/>
@@ -1026,7 +1022,7 @@
     <w:link w:val="IntenseQuoteChar"/>
     <w:uiPriority w:val="30"/>
     <w:qFormat/>
-    <w:rsid w:val="00D123B9"/>
+    <w:rsid w:val="005A1E39"/>
     <w:pPr>
       <w:pBdr>
         <w:top w:val="single" w:sz="4" w:space="10" w:color="0F4761" w:themeColor="accent1" w:themeShade="BF"/>
@@ -1047,7 +1043,7 @@
     <w:basedOn w:val="DefaultParagraphFont"/>
     <w:link w:val="IntenseQuote"/>
     <w:uiPriority w:val="30"/>
-    <w:rsid w:val="00D123B9"/>
+    <w:rsid w:val="005A1E39"/>
     <w:rPr>
       <w:i/>
       <w:iCs/>
@@ -1059,7 +1055,7 @@
     <w:basedOn w:val="DefaultParagraphFont"/>
     <w:uiPriority w:val="32"/>
     <w:qFormat/>
-    <w:rsid w:val="00D123B9"/>
+    <w:rsid w:val="005A1E39"/>
     <w:rPr>
       <w:b/>
       <w:bCs/>
@@ -1074,7 +1070,7 @@
     <w:link w:val="HeaderChar"/>
     <w:uiPriority w:val="99"/>
     <w:unhideWhenUsed/>
-    <w:rsid w:val="00D123B9"/>
+    <w:rsid w:val="005A1E39"/>
     <w:pPr>
       <w:tabs>
         <w:tab w:val="center" w:pos="4680"/>
@@ -1088,7 +1084,7 @@
     <w:basedOn w:val="DefaultParagraphFont"/>
     <w:link w:val="Header"/>
     <w:uiPriority w:val="99"/>
-    <w:rsid w:val="00D123B9"/>
+    <w:rsid w:val="005A1E39"/>
   </w:style>
   <w:style w:type="paragraph" w:styleId="Footer">
     <w:name w:val="footer"/>
@@ -1096,7 +1092,7 @@
     <w:link w:val="FooterChar"/>
     <w:uiPriority w:val="99"/>
     <w:unhideWhenUsed/>
-    <w:rsid w:val="00D123B9"/>
+    <w:rsid w:val="005A1E39"/>
     <w:pPr>
       <w:tabs>
         <w:tab w:val="center" w:pos="4680"/>
@@ -1110,7 +1106,7 @@
     <w:basedOn w:val="DefaultParagraphFont"/>
     <w:link w:val="Footer"/>
     <w:uiPriority w:val="99"/>
-    <w:rsid w:val="00D123B9"/>
+    <w:rsid w:val="005A1E39"/>
   </w:style>
 </w:styles>
 </file>

--- a/parity/fixtures/rw-pagenum.docx
+++ b/parity/fixtures/rw-pagenum.docx
@@ -555,7 +555,7 @@
     <w:link w:val="Heading1Char"/>
     <w:uiPriority w:val="9"/>
     <w:qFormat/>
-    <w:rsid w:val="005A1E39"/>
+    <w:rsid w:val="0053692F"/>
     <w:pPr>
       <w:keepNext/>
       <w:keepLines/>
@@ -578,7 +578,7 @@
     <w:semiHidden/>
     <w:unhideWhenUsed/>
     <w:qFormat/>
-    <w:rsid w:val="005A1E39"/>
+    <w:rsid w:val="0053692F"/>
     <w:pPr>
       <w:keepNext/>
       <w:keepLines/>
@@ -601,7 +601,7 @@
     <w:semiHidden/>
     <w:unhideWhenUsed/>
     <w:qFormat/>
-    <w:rsid w:val="005A1E39"/>
+    <w:rsid w:val="0053692F"/>
     <w:pPr>
       <w:keepNext/>
       <w:keepLines/>
@@ -624,7 +624,7 @@
     <w:semiHidden/>
     <w:unhideWhenUsed/>
     <w:qFormat/>
-    <w:rsid w:val="005A1E39"/>
+    <w:rsid w:val="0053692F"/>
     <w:pPr>
       <w:keepNext/>
       <w:keepLines/>
@@ -647,7 +647,7 @@
     <w:semiHidden/>
     <w:unhideWhenUsed/>
     <w:qFormat/>
-    <w:rsid w:val="005A1E39"/>
+    <w:rsid w:val="0053692F"/>
     <w:pPr>
       <w:keepNext/>
       <w:keepLines/>
@@ -668,7 +668,7 @@
     <w:semiHidden/>
     <w:unhideWhenUsed/>
     <w:qFormat/>
-    <w:rsid w:val="005A1E39"/>
+    <w:rsid w:val="0053692F"/>
     <w:pPr>
       <w:keepNext/>
       <w:keepLines/>
@@ -691,7 +691,7 @@
     <w:semiHidden/>
     <w:unhideWhenUsed/>
     <w:qFormat/>
-    <w:rsid w:val="005A1E39"/>
+    <w:rsid w:val="0053692F"/>
     <w:pPr>
       <w:keepNext/>
       <w:keepLines/>
@@ -712,7 +712,7 @@
     <w:semiHidden/>
     <w:unhideWhenUsed/>
     <w:qFormat/>
-    <w:rsid w:val="005A1E39"/>
+    <w:rsid w:val="0053692F"/>
     <w:pPr>
       <w:keepNext/>
       <w:keepLines/>
@@ -735,7 +735,7 @@
     <w:semiHidden/>
     <w:unhideWhenUsed/>
     <w:qFormat/>
-    <w:rsid w:val="005A1E39"/>
+    <w:rsid w:val="0053692F"/>
     <w:pPr>
       <w:keepNext/>
       <w:keepLines/>
@@ -779,7 +779,7 @@
     <w:basedOn w:val="DefaultParagraphFont"/>
     <w:link w:val="Heading1"/>
     <w:uiPriority w:val="9"/>
-    <w:rsid w:val="005A1E39"/>
+    <w:rsid w:val="0053692F"/>
     <w:rPr>
       <w:rFonts w:asciiTheme="majorHAnsi" w:eastAsiaTheme="majorEastAsia" w:hAnsiTheme="majorHAnsi" w:cstheme="majorBidi"/>
       <w:color w:val="0F4761" w:themeColor="accent1" w:themeShade="BF"/>
@@ -793,7 +793,7 @@
     <w:link w:val="Heading2"/>
     <w:uiPriority w:val="9"/>
     <w:semiHidden/>
-    <w:rsid w:val="005A1E39"/>
+    <w:rsid w:val="0053692F"/>
     <w:rPr>
       <w:rFonts w:asciiTheme="majorHAnsi" w:eastAsiaTheme="majorEastAsia" w:hAnsiTheme="majorHAnsi" w:cstheme="majorBidi"/>
       <w:color w:val="0F4761" w:themeColor="accent1" w:themeShade="BF"/>
@@ -807,7 +807,7 @@
     <w:link w:val="Heading3"/>
     <w:uiPriority w:val="9"/>
     <w:semiHidden/>
-    <w:rsid w:val="005A1E39"/>
+    <w:rsid w:val="0053692F"/>
     <w:rPr>
       <w:rFonts w:eastAsiaTheme="majorEastAsia" w:cstheme="majorBidi"/>
       <w:color w:val="0F4761" w:themeColor="accent1" w:themeShade="BF"/>
@@ -821,7 +821,7 @@
     <w:link w:val="Heading4"/>
     <w:uiPriority w:val="9"/>
     <w:semiHidden/>
-    <w:rsid w:val="005A1E39"/>
+    <w:rsid w:val="0053692F"/>
     <w:rPr>
       <w:rFonts w:eastAsiaTheme="majorEastAsia" w:cstheme="majorBidi"/>
       <w:i/>
@@ -835,7 +835,7 @@
     <w:link w:val="Heading5"/>
     <w:uiPriority w:val="9"/>
     <w:semiHidden/>
-    <w:rsid w:val="005A1E39"/>
+    <w:rsid w:val="0053692F"/>
     <w:rPr>
       <w:rFonts w:eastAsiaTheme="majorEastAsia" w:cstheme="majorBidi"/>
       <w:color w:val="0F4761" w:themeColor="accent1" w:themeShade="BF"/>
@@ -847,7 +847,7 @@
     <w:link w:val="Heading6"/>
     <w:uiPriority w:val="9"/>
     <w:semiHidden/>
-    <w:rsid w:val="005A1E39"/>
+    <w:rsid w:val="0053692F"/>
     <w:rPr>
       <w:rFonts w:eastAsiaTheme="majorEastAsia" w:cstheme="majorBidi"/>
       <w:i/>
@@ -861,7 +861,7 @@
     <w:link w:val="Heading7"/>
     <w:uiPriority w:val="9"/>
     <w:semiHidden/>
-    <w:rsid w:val="005A1E39"/>
+    <w:rsid w:val="0053692F"/>
     <w:rPr>
       <w:rFonts w:eastAsiaTheme="majorEastAsia" w:cstheme="majorBidi"/>
       <w:color w:val="595959" w:themeColor="text1" w:themeTint="A6"/>
@@ -873,7 +873,7 @@
     <w:link w:val="Heading8"/>
     <w:uiPriority w:val="9"/>
     <w:semiHidden/>
-    <w:rsid w:val="005A1E39"/>
+    <w:rsid w:val="0053692F"/>
     <w:rPr>
       <w:rFonts w:eastAsiaTheme="majorEastAsia" w:cstheme="majorBidi"/>
       <w:i/>
@@ -887,7 +887,7 @@
     <w:link w:val="Heading9"/>
     <w:uiPriority w:val="9"/>
     <w:semiHidden/>
-    <w:rsid w:val="005A1E39"/>
+    <w:rsid w:val="0053692F"/>
     <w:rPr>
       <w:rFonts w:eastAsiaTheme="majorEastAsia" w:cstheme="majorBidi"/>
       <w:color w:val="272727" w:themeColor="text1" w:themeTint="D8"/>
@@ -900,7 +900,7 @@
     <w:link w:val="TitleChar"/>
     <w:uiPriority w:val="10"/>
     <w:qFormat/>
-    <w:rsid w:val="005A1E39"/>
+    <w:rsid w:val="0053692F"/>
     <w:pPr>
       <w:spacing w:after="80" w:line="240" w:lineRule="auto"/>
       <w:contextualSpacing/>
@@ -918,7 +918,7 @@
     <w:basedOn w:val="DefaultParagraphFont"/>
     <w:link w:val="Title"/>
     <w:uiPriority w:val="10"/>
-    <w:rsid w:val="005A1E39"/>
+    <w:rsid w:val="0053692F"/>
     <w:rPr>
       <w:rFonts w:asciiTheme="majorHAnsi" w:eastAsiaTheme="majorEastAsia" w:hAnsiTheme="majorHAnsi" w:cstheme="majorBidi"/>
       <w:spacing w:val="-10"/>
@@ -934,7 +934,7 @@
     <w:link w:val="SubtitleChar"/>
     <w:uiPriority w:val="11"/>
     <w:qFormat/>
-    <w:rsid w:val="005A1E39"/>
+    <w:rsid w:val="0053692F"/>
     <w:pPr>
       <w:numPr>
         <w:ilvl w:val="1"/>
@@ -953,7 +953,7 @@
     <w:basedOn w:val="DefaultParagraphFont"/>
     <w:link w:val="Subtitle"/>
     <w:uiPriority w:val="11"/>
-    <w:rsid w:val="005A1E39"/>
+    <w:rsid w:val="0053692F"/>
     <w:rPr>
       <w:rFonts w:eastAsiaTheme="majorEastAsia" w:cstheme="majorBidi"/>
       <w:color w:val="595959" w:themeColor="text1" w:themeTint="A6"/>
@@ -969,7 +969,7 @@
     <w:link w:val="QuoteChar"/>
     <w:uiPriority w:val="29"/>
     <w:qFormat/>
-    <w:rsid w:val="005A1E39"/>
+    <w:rsid w:val="0053692F"/>
     <w:pPr>
       <w:spacing w:before="160"/>
       <w:jc w:val="center"/>
@@ -985,7 +985,7 @@
     <w:basedOn w:val="DefaultParagraphFont"/>
     <w:link w:val="Quote"/>
     <w:uiPriority w:val="29"/>
-    <w:rsid w:val="005A1E39"/>
+    <w:rsid w:val="0053692F"/>
     <w:rPr>
       <w:i/>
       <w:iCs/>
@@ -997,7 +997,7 @@
     <w:basedOn w:val="Normal"/>
     <w:uiPriority w:val="34"/>
     <w:qFormat/>
-    <w:rsid w:val="005A1E39"/>
+    <w:rsid w:val="0053692F"/>
     <w:pPr>
       <w:ind w:left="720"/>
       <w:contextualSpacing/>
@@ -1008,7 +1008,7 @@
     <w:basedOn w:val="DefaultParagraphFont"/>
     <w:uiPriority w:val="21"/>
     <w:qFormat/>
-    <w:rsid w:val="005A1E39"/>
+    <w:rsid w:val="0053692F"/>
     <w:rPr>
       <w:i/>
       <w:iCs/>
@@ -1022,7 +1022,7 @@
     <w:link w:val="IntenseQuoteChar"/>
     <w:uiPriority w:val="30"/>
     <w:qFormat/>
-    <w:rsid w:val="005A1E39"/>
+    <w:rsid w:val="0053692F"/>
     <w:pPr>
       <w:pBdr>
         <w:top w:val="single" w:sz="4" w:space="10" w:color="0F4761" w:themeColor="accent1" w:themeShade="BF"/>
@@ -1043,7 +1043,7 @@
     <w:basedOn w:val="DefaultParagraphFont"/>
     <w:link w:val="IntenseQuote"/>
     <w:uiPriority w:val="30"/>
-    <w:rsid w:val="005A1E39"/>
+    <w:rsid w:val="0053692F"/>
     <w:rPr>
       <w:i/>
       <w:iCs/>
@@ -1055,7 +1055,7 @@
     <w:basedOn w:val="DefaultParagraphFont"/>
     <w:uiPriority w:val="32"/>
     <w:qFormat/>
-    <w:rsid w:val="005A1E39"/>
+    <w:rsid w:val="0053692F"/>
     <w:rPr>
       <w:b/>
       <w:bCs/>
@@ -1070,7 +1070,7 @@
     <w:link w:val="HeaderChar"/>
     <w:uiPriority w:val="99"/>
     <w:unhideWhenUsed/>
-    <w:rsid w:val="005A1E39"/>
+    <w:rsid w:val="0053692F"/>
     <w:pPr>
       <w:tabs>
         <w:tab w:val="center" w:pos="4680"/>
@@ -1084,7 +1084,7 @@
     <w:basedOn w:val="DefaultParagraphFont"/>
     <w:link w:val="Header"/>
     <w:uiPriority w:val="99"/>
-    <w:rsid w:val="005A1E39"/>
+    <w:rsid w:val="0053692F"/>
   </w:style>
   <w:style w:type="paragraph" w:styleId="Footer">
     <w:name w:val="footer"/>
@@ -1092,7 +1092,7 @@
     <w:link w:val="FooterChar"/>
     <w:uiPriority w:val="99"/>
     <w:unhideWhenUsed/>
-    <w:rsid w:val="005A1E39"/>
+    <w:rsid w:val="0053692F"/>
     <w:pPr>
       <w:tabs>
         <w:tab w:val="center" w:pos="4680"/>
@@ -1106,7 +1106,7 @@
     <w:basedOn w:val="DefaultParagraphFont"/>
     <w:link w:val="Footer"/>
     <w:uiPriority w:val="99"/>
-    <w:rsid w:val="005A1E39"/>
+    <w:rsid w:val="0053692F"/>
   </w:style>
 </w:styles>
 </file>
